--- a/3.Linux/05.Apps and Services/Linux Lab 5 Apps and Services.docx
+++ b/3.Linux/05.Apps and Services/Linux Lab 5 Apps and Services.docx
@@ -1,6 +1,6 @@
 
 <file path=word/document.xml><?xml version="1.0" encoding="utf-8"?>
-<w:document xmlns:wpc="http://schemas.microsoft.com/office/word/2010/wordprocessingCanvas" xmlns:cx="http://schemas.microsoft.com/office/drawing/2014/chartex" xmlns:cx1="http://schemas.microsoft.com/office/drawing/2015/9/8/chartex" xmlns:cx2="http://schemas.microsoft.com/office/drawing/2015/10/21/chartex" xmlns:cx3="http://schemas.microsoft.com/office/drawing/2016/5/9/chartex" xmlns:cx4="http://schemas.microsoft.com/office/drawing/2016/5/10/chartex" xmlns:cx5="http://schemas.microsoft.com/office/drawing/2016/5/11/chartex" xmlns:cx6="http://schemas.microsoft.com/office/drawing/2016/5/12/chartex" xmlns:cx7="http://schemas.microsoft.com/office/drawing/2016/5/13/chartex" xmlns:cx8="http://schemas.microsoft.com/office/drawing/2016/5/14/chartex" xmlns:mc="http://schemas.openxmlformats.org/markup-compatibility/2006" xmlns:aink="http://schemas.microsoft.com/office/drawing/2016/ink" xmlns:am3d="http://schemas.microsoft.com/office/drawing/2017/model3d" xmlns:o="urn:schemas-microsoft-com:office:office" xmlns:oel="http://schemas.microsoft.com/office/2019/extlst" xmlns:r="http://schemas.openxmlformats.org/officeDocument/2006/relationships" xmlns:m="http://schemas.openxmlformats.org/officeDocument/2006/math" xmlns:v="urn:schemas-microsoft-com:vml" xmlns:wp14="http://schemas.microsoft.com/office/word/2010/wordprocessingDrawing" xmlns:wp="http://schemas.openxmlformats.org/drawingml/2006/wordprocessingDrawing" xmlns:w10="urn:schemas-microsoft-com:office:word" xmlns:w="http://schemas.openxmlformats.org/wordprocessingml/2006/main" xmlns:w14="http://schemas.microsoft.com/office/word/2010/wordml" xmlns:w15="http://schemas.microsoft.com/office/word/2012/wordml" xmlns:w16cex="http://schemas.microsoft.com/office/word/2018/wordml/cex" xmlns:w16cid="http://schemas.microsoft.com/office/word/2016/wordml/cid" xmlns:w16="http://schemas.microsoft.com/office/word/2018/wordml" xmlns:w16sdtdh="http://schemas.microsoft.com/office/word/2020/wordml/sdtdatahash" xmlns:w16se="http://schemas.microsoft.com/office/word/2015/wordml/symex" xmlns:wpg="http://schemas.microsoft.com/office/word/2010/wordprocessingGroup" xmlns:wpi="http://schemas.microsoft.com/office/word/2010/wordprocessingInk" xmlns:wne="http://schemas.microsoft.com/office/word/2006/wordml" xmlns:wps="http://schemas.microsoft.com/office/word/2010/wordprocessingShape" mc:Ignorable="w14 w15 w16se w16cid w16 w16cex w16sdtdh wp14">
+<w:document xmlns:wpc="http://schemas.microsoft.com/office/word/2010/wordprocessingCanvas" xmlns:cx="http://schemas.microsoft.com/office/drawing/2014/chartex" xmlns:cx1="http://schemas.microsoft.com/office/drawing/2015/9/8/chartex" xmlns:cx2="http://schemas.microsoft.com/office/drawing/2015/10/21/chartex" xmlns:cx3="http://schemas.microsoft.com/office/drawing/2016/5/9/chartex" xmlns:cx4="http://schemas.microsoft.com/office/drawing/2016/5/10/chartex" xmlns:cx5="http://schemas.microsoft.com/office/drawing/2016/5/11/chartex" xmlns:cx6="http://schemas.microsoft.com/office/drawing/2016/5/12/chartex" xmlns:cx7="http://schemas.microsoft.com/office/drawing/2016/5/13/chartex" xmlns:cx8="http://schemas.microsoft.com/office/drawing/2016/5/14/chartex" xmlns:mc="http://schemas.openxmlformats.org/markup-compatibility/2006" xmlns:aink="http://schemas.microsoft.com/office/drawing/2016/ink" xmlns:am3d="http://schemas.microsoft.com/office/drawing/2017/model3d" xmlns:o="urn:schemas-microsoft-com:office:office" xmlns:oel="http://schemas.microsoft.com/office/2019/extlst" xmlns:r="http://schemas.openxmlformats.org/officeDocument/2006/relationships" xmlns:m="http://schemas.openxmlformats.org/officeDocument/2006/math" xmlns:v="urn:schemas-microsoft-com:vml" xmlns:wp14="http://schemas.microsoft.com/office/word/2010/wordprocessingDrawing" xmlns:wp="http://schemas.openxmlformats.org/drawingml/2006/wordprocessingDrawing" xmlns:w10="urn:schemas-microsoft-com:office:word" xmlns:w="http://schemas.openxmlformats.org/wordprocessingml/2006/main" xmlns:w14="http://schemas.microsoft.com/office/word/2010/wordml" xmlns:w15="http://schemas.microsoft.com/office/word/2012/wordml" xmlns:w16cex="http://schemas.microsoft.com/office/word/2018/wordml/cex" xmlns:w16cid="http://schemas.microsoft.com/office/word/2016/wordml/cid" xmlns:w16="http://schemas.microsoft.com/office/word/2018/wordml" xmlns:w16du="http://schemas.microsoft.com/office/word/2023/wordml/word16du" xmlns:w16sdtdh="http://schemas.microsoft.com/office/word/2020/wordml/sdtdatahash" xmlns:w16se="http://schemas.microsoft.com/office/word/2015/wordml/symex" xmlns:wpg="http://schemas.microsoft.com/office/word/2010/wordprocessingGroup" xmlns:wpi="http://schemas.microsoft.com/office/word/2010/wordprocessingInk" xmlns:wne="http://schemas.microsoft.com/office/word/2006/wordml" xmlns:wps="http://schemas.microsoft.com/office/word/2010/wordprocessingShape" mc:Ignorable="w14 w15 w16se w16cid w16 w16cex w16sdtdh w16du wp14">
   <w:body>
     <w:p>
       <w:pPr>
@@ -32,15 +32,7 @@
         </w:r>
       </w:hyperlink>
       <w:r>
-        <w:t xml:space="preserve"> Module 1 Linux, Session 5, Applications and Services.  These slides cover the current method of controlling services, </w:t>
-      </w:r>
-      <w:proofErr w:type="gramStart"/>
-      <w:r>
-        <w:t>systemd</w:t>
-      </w:r>
-      <w:proofErr w:type="gramEnd"/>
-      <w:r>
-        <w:t xml:space="preserve"> </w:t>
+        <w:t xml:space="preserve"> Module 1 Linux, Session 5, Applications and Services.  These slides cover the current method of controlling services, systemd </w:t>
       </w:r>
     </w:p>
     <w:p>
@@ -334,11 +326,20 @@
       </w:r>
       <w:proofErr w:type="spellStart"/>
       <w:r>
+        <w:rPr>
+          <w:rFonts w:ascii="Courier New" w:hAnsi="Courier New" w:cs="Courier New"/>
+        </w:rPr>
         <w:t>openssh</w:t>
       </w:r>
       <w:proofErr w:type="spellEnd"/>
       <w:r>
-        <w:t xml:space="preserve">-server.  You can find it in the Ubuntu Software Center GUI, </w:t>
+        <w:rPr>
+          <w:rFonts w:ascii="Courier New" w:hAnsi="Courier New" w:cs="Courier New"/>
+        </w:rPr>
+        <w:t>-server</w:t>
+      </w:r>
+      <w:r>
+        <w:t xml:space="preserve">.  You can find it in the Ubuntu Software Center GUI, </w:t>
       </w:r>
       <w:r>
         <w:t>or</w:t>
@@ -898,7 +899,6 @@
         <w:t>/</w:t>
       </w:r>
       <w:proofErr w:type="spellStart"/>
-      <w:proofErr w:type="gramStart"/>
       <w:r>
         <w:t>init</w:t>
       </w:r>
@@ -909,7 +909,6 @@
         <w:t>d</w:t>
       </w:r>
       <w:proofErr w:type="spellEnd"/>
-      <w:proofErr w:type="gramEnd"/>
       <w:r>
         <w:t xml:space="preserve"> directories.  Look at the contents of those directories as well.</w:t>
       </w:r>
@@ -925,12 +924,10 @@
         <w:t>/</w:t>
       </w:r>
       <w:proofErr w:type="spellStart"/>
-      <w:proofErr w:type="gramStart"/>
       <w:r>
         <w:t>init.d</w:t>
       </w:r>
       <w:proofErr w:type="spellEnd"/>
-      <w:proofErr w:type="gramEnd"/>
       <w:r>
         <w:t xml:space="preserve"> </w:t>
       </w:r>
@@ -1108,7 +1105,6 @@
         <w:t>/</w:t>
       </w:r>
       <w:proofErr w:type="spellStart"/>
-      <w:proofErr w:type="gramStart"/>
       <w:r>
         <w:rPr>
           <w:sz w:val="20"/>
@@ -1117,7 +1113,6 @@
         <w:t>rc.d</w:t>
       </w:r>
       <w:proofErr w:type="spellEnd"/>
-      <w:proofErr w:type="gramEnd"/>
       <w:r>
         <w:rPr>
           <w:sz w:val="20"/>
@@ -1187,7 +1182,6 @@
         <w:t>/</w:t>
       </w:r>
       <w:proofErr w:type="spellStart"/>
-      <w:proofErr w:type="gramStart"/>
       <w:r>
         <w:rPr>
           <w:sz w:val="20"/>
@@ -1196,7 +1190,6 @@
         <w:t>rc.d</w:t>
       </w:r>
       <w:proofErr w:type="spellEnd"/>
-      <w:proofErr w:type="gramEnd"/>
       <w:r>
         <w:rPr>
           <w:sz w:val="20"/>
@@ -1218,12 +1211,10 @@
         <w:t xml:space="preserve"> in the </w:t>
       </w:r>
       <w:proofErr w:type="spellStart"/>
-      <w:proofErr w:type="gramStart"/>
       <w:r>
         <w:t>rc.d</w:t>
       </w:r>
       <w:proofErr w:type="spellEnd"/>
-      <w:proofErr w:type="gramEnd"/>
       <w:r>
         <w:t xml:space="preserve"> directories</w:t>
       </w:r>
@@ -1262,12 +1253,10 @@
         <w:t xml:space="preserve">  In addition to maintaining the </w:t>
       </w:r>
       <w:proofErr w:type="spellStart"/>
-      <w:proofErr w:type="gramStart"/>
       <w:r>
         <w:t>rc.d</w:t>
       </w:r>
       <w:proofErr w:type="spellEnd"/>
-      <w:proofErr w:type="gramEnd"/>
       <w:r>
         <w:t xml:space="preserve"> directories</w:t>
       </w:r>
@@ -2259,8 +2248,290 @@
           <w:sz w:val="18"/>
           <w:szCs w:val="18"/>
         </w:rPr>
-        <w:t xml:space="preserve"> </w:t>
-      </w:r>
+        <w:t xml:space="preserve"> ~]$ systemctl list-units --type target</w:t>
+      </w:r>
+    </w:p>
+    <w:p>
+      <w:pPr>
+        <w:spacing w:after="0"/>
+        <w:rPr>
+          <w:rFonts w:ascii="Courier New" w:hAnsi="Courier New" w:cs="Courier New"/>
+          <w:sz w:val="18"/>
+          <w:szCs w:val="18"/>
+        </w:rPr>
+      </w:pPr>
+      <w:r>
+        <w:rPr>
+          <w:rFonts w:ascii="Courier New" w:hAnsi="Courier New" w:cs="Courier New"/>
+          <w:sz w:val="18"/>
+          <w:szCs w:val="18"/>
+        </w:rPr>
+        <w:t>UNIT                   LOAD   ACTIVE SUB    DESCRIPTION</w:t>
+      </w:r>
+    </w:p>
+    <w:p>
+      <w:pPr>
+        <w:spacing w:after="0"/>
+        <w:rPr>
+          <w:rFonts w:ascii="Courier New" w:hAnsi="Courier New" w:cs="Courier New"/>
+          <w:sz w:val="18"/>
+          <w:szCs w:val="18"/>
+        </w:rPr>
+      </w:pPr>
+      <w:proofErr w:type="spellStart"/>
+      <w:r>
+        <w:rPr>
+          <w:rFonts w:ascii="Courier New" w:hAnsi="Courier New" w:cs="Courier New"/>
+          <w:sz w:val="18"/>
+          <w:szCs w:val="18"/>
+        </w:rPr>
+        <w:t>basic.target</w:t>
+      </w:r>
+      <w:proofErr w:type="spellEnd"/>
+      <w:r>
+        <w:rPr>
+          <w:rFonts w:ascii="Courier New" w:hAnsi="Courier New" w:cs="Courier New"/>
+          <w:sz w:val="18"/>
+          <w:szCs w:val="18"/>
+        </w:rPr>
+        <w:t xml:space="preserve">           loaded active </w:t>
+      </w:r>
+      <w:proofErr w:type="spellStart"/>
+      <w:r>
+        <w:rPr>
+          <w:rFonts w:ascii="Courier New" w:hAnsi="Courier New" w:cs="Courier New"/>
+          <w:sz w:val="18"/>
+          <w:szCs w:val="18"/>
+        </w:rPr>
+        <w:t>active</w:t>
+      </w:r>
+      <w:proofErr w:type="spellEnd"/>
+      <w:r>
+        <w:rPr>
+          <w:rFonts w:ascii="Courier New" w:hAnsi="Courier New" w:cs="Courier New"/>
+          <w:sz w:val="18"/>
+          <w:szCs w:val="18"/>
+        </w:rPr>
+        <w:t xml:space="preserve"> Basic System</w:t>
+      </w:r>
+    </w:p>
+    <w:p>
+      <w:pPr>
+        <w:spacing w:after="0"/>
+        <w:rPr>
+          <w:rFonts w:ascii="Courier New" w:hAnsi="Courier New" w:cs="Courier New"/>
+          <w:sz w:val="18"/>
+          <w:szCs w:val="18"/>
+        </w:rPr>
+      </w:pPr>
+      <w:proofErr w:type="spellStart"/>
+      <w:r>
+        <w:rPr>
+          <w:rFonts w:ascii="Courier New" w:hAnsi="Courier New" w:cs="Courier New"/>
+          <w:sz w:val="18"/>
+          <w:szCs w:val="18"/>
+        </w:rPr>
+        <w:t>cryptsetup.target</w:t>
+      </w:r>
+      <w:proofErr w:type="spellEnd"/>
+      <w:r>
+        <w:rPr>
+          <w:rFonts w:ascii="Courier New" w:hAnsi="Courier New" w:cs="Courier New"/>
+          <w:sz w:val="18"/>
+          <w:szCs w:val="18"/>
+        </w:rPr>
+        <w:t xml:space="preserve">      loaded active </w:t>
+      </w:r>
+      <w:proofErr w:type="spellStart"/>
+      <w:r>
+        <w:rPr>
+          <w:rFonts w:ascii="Courier New" w:hAnsi="Courier New" w:cs="Courier New"/>
+          <w:sz w:val="18"/>
+          <w:szCs w:val="18"/>
+        </w:rPr>
+        <w:t>active</w:t>
+      </w:r>
+      <w:proofErr w:type="spellEnd"/>
+      <w:r>
+        <w:rPr>
+          <w:rFonts w:ascii="Courier New" w:hAnsi="Courier New" w:cs="Courier New"/>
+          <w:sz w:val="18"/>
+          <w:szCs w:val="18"/>
+        </w:rPr>
+        <w:t xml:space="preserve"> Encrypted Volumes</w:t>
+      </w:r>
+    </w:p>
+    <w:p>
+      <w:pPr>
+        <w:spacing w:after="0"/>
+        <w:rPr>
+          <w:rFonts w:ascii="Courier New" w:hAnsi="Courier New" w:cs="Courier New"/>
+          <w:sz w:val="18"/>
+          <w:szCs w:val="18"/>
+        </w:rPr>
+      </w:pPr>
+      <w:proofErr w:type="spellStart"/>
+      <w:r>
+        <w:rPr>
+          <w:rFonts w:ascii="Courier New" w:hAnsi="Courier New" w:cs="Courier New"/>
+          <w:sz w:val="18"/>
+          <w:szCs w:val="18"/>
+        </w:rPr>
+        <w:t>getty.target</w:t>
+      </w:r>
+      <w:proofErr w:type="spellEnd"/>
+      <w:r>
+        <w:rPr>
+          <w:rFonts w:ascii="Courier New" w:hAnsi="Courier New" w:cs="Courier New"/>
+          <w:sz w:val="18"/>
+          <w:szCs w:val="18"/>
+        </w:rPr>
+        <w:t xml:space="preserve">           loaded active </w:t>
+      </w:r>
+      <w:proofErr w:type="spellStart"/>
+      <w:r>
+        <w:rPr>
+          <w:rFonts w:ascii="Courier New" w:hAnsi="Courier New" w:cs="Courier New"/>
+          <w:sz w:val="18"/>
+          <w:szCs w:val="18"/>
+        </w:rPr>
+        <w:t>active</w:t>
+      </w:r>
+      <w:proofErr w:type="spellEnd"/>
+      <w:r>
+        <w:rPr>
+          <w:rFonts w:ascii="Courier New" w:hAnsi="Courier New" w:cs="Courier New"/>
+          <w:sz w:val="18"/>
+          <w:szCs w:val="18"/>
+        </w:rPr>
+        <w:t xml:space="preserve"> Login Prompts</w:t>
+      </w:r>
+    </w:p>
+    <w:p>
+      <w:pPr>
+        <w:spacing w:after="0"/>
+        <w:rPr>
+          <w:rFonts w:ascii="Courier New" w:hAnsi="Courier New" w:cs="Courier New"/>
+          <w:sz w:val="18"/>
+          <w:szCs w:val="18"/>
+        </w:rPr>
+      </w:pPr>
+      <w:proofErr w:type="spellStart"/>
+      <w:r>
+        <w:rPr>
+          <w:rFonts w:ascii="Courier New" w:hAnsi="Courier New" w:cs="Courier New"/>
+          <w:sz w:val="18"/>
+          <w:szCs w:val="18"/>
+        </w:rPr>
+        <w:t>graphical.target</w:t>
+      </w:r>
+      <w:proofErr w:type="spellEnd"/>
+      <w:r>
+        <w:rPr>
+          <w:rFonts w:ascii="Courier New" w:hAnsi="Courier New" w:cs="Courier New"/>
+          <w:sz w:val="18"/>
+          <w:szCs w:val="18"/>
+        </w:rPr>
+        <w:t xml:space="preserve">       loaded active </w:t>
+      </w:r>
+      <w:proofErr w:type="spellStart"/>
+      <w:r>
+        <w:rPr>
+          <w:rFonts w:ascii="Courier New" w:hAnsi="Courier New" w:cs="Courier New"/>
+          <w:sz w:val="18"/>
+          <w:szCs w:val="18"/>
+        </w:rPr>
+        <w:t>active</w:t>
+      </w:r>
+      <w:proofErr w:type="spellEnd"/>
+      <w:r>
+        <w:rPr>
+          <w:rFonts w:ascii="Courier New" w:hAnsi="Courier New" w:cs="Courier New"/>
+          <w:sz w:val="18"/>
+          <w:szCs w:val="18"/>
+        </w:rPr>
+        <w:t xml:space="preserve"> Graphical Interface</w:t>
+      </w:r>
+    </w:p>
+    <w:p>
+      <w:pPr>
+        <w:spacing w:after="0"/>
+        <w:rPr>
+          <w:rFonts w:ascii="Courier New" w:hAnsi="Courier New" w:cs="Courier New"/>
+          <w:sz w:val="18"/>
+          <w:szCs w:val="18"/>
+        </w:rPr>
+      </w:pPr>
+      <w:r>
+        <w:rPr>
+          <w:rFonts w:ascii="Courier New" w:hAnsi="Courier New" w:cs="Courier New"/>
+          <w:sz w:val="18"/>
+          <w:szCs w:val="18"/>
+        </w:rPr>
+        <w:t>local-fs-</w:t>
+      </w:r>
+      <w:proofErr w:type="spellStart"/>
+      <w:r>
+        <w:rPr>
+          <w:rFonts w:ascii="Courier New" w:hAnsi="Courier New" w:cs="Courier New"/>
+          <w:sz w:val="18"/>
+          <w:szCs w:val="18"/>
+        </w:rPr>
+        <w:t>pre.target</w:t>
+      </w:r>
+      <w:proofErr w:type="spellEnd"/>
+      <w:r>
+        <w:rPr>
+          <w:rFonts w:ascii="Courier New" w:hAnsi="Courier New" w:cs="Courier New"/>
+          <w:sz w:val="18"/>
+          <w:szCs w:val="18"/>
+        </w:rPr>
+        <w:t xml:space="preserve">    </w:t>
+      </w:r>
+      <w:r>
+        <w:rPr>
+          <w:rFonts w:ascii="Courier New" w:hAnsi="Courier New" w:cs="Courier New"/>
+          <w:sz w:val="18"/>
+          <w:szCs w:val="18"/>
+        </w:rPr>
+        <w:t>loaded</w:t>
+      </w:r>
+      <w:r>
+        <w:rPr>
+          <w:rFonts w:ascii="Courier New" w:hAnsi="Courier New" w:cs="Courier New"/>
+          <w:sz w:val="18"/>
+          <w:szCs w:val="18"/>
+        </w:rPr>
+        <w:t xml:space="preserve"> active </w:t>
+      </w:r>
+      <w:proofErr w:type="spellStart"/>
+      <w:r>
+        <w:rPr>
+          <w:rFonts w:ascii="Courier New" w:hAnsi="Courier New" w:cs="Courier New"/>
+          <w:sz w:val="18"/>
+          <w:szCs w:val="18"/>
+        </w:rPr>
+        <w:t>active</w:t>
+      </w:r>
+      <w:proofErr w:type="spellEnd"/>
+      <w:r>
+        <w:rPr>
+          <w:rFonts w:ascii="Courier New" w:hAnsi="Courier New" w:cs="Courier New"/>
+          <w:sz w:val="18"/>
+          <w:szCs w:val="18"/>
+        </w:rPr>
+        <w:t xml:space="preserve"> Local File Systems (Pre)</w:t>
+      </w:r>
+    </w:p>
+    <w:p>
+      <w:pPr>
+        <w:spacing w:after="0"/>
+        <w:rPr>
+          <w:rFonts w:ascii="Courier New" w:hAnsi="Courier New" w:cs="Courier New"/>
+          <w:sz w:val="18"/>
+          <w:szCs w:val="18"/>
+        </w:rPr>
+      </w:pPr>
       <w:proofErr w:type="gramStart"/>
       <w:r>
         <w:rPr>
@@ -2268,7 +2539,16 @@
           <w:sz w:val="18"/>
           <w:szCs w:val="18"/>
         </w:rPr>
-        <w:t>~]$</w:t>
+        <w:t>local-</w:t>
+      </w:r>
+      <w:proofErr w:type="spellStart"/>
+      <w:r>
+        <w:rPr>
+          <w:rFonts w:ascii="Courier New" w:hAnsi="Courier New" w:cs="Courier New"/>
+          <w:sz w:val="18"/>
+          <w:szCs w:val="18"/>
+        </w:rPr>
+        <w:t>fs</w:t>
       </w:r>
       <w:proofErr w:type="gramEnd"/>
       <w:r>
@@ -2277,7 +2557,34 @@
           <w:sz w:val="18"/>
           <w:szCs w:val="18"/>
         </w:rPr>
-        <w:t xml:space="preserve"> systemctl list-units --type target</w:t>
+        <w:t>.target</w:t>
+      </w:r>
+      <w:proofErr w:type="spellEnd"/>
+      <w:r>
+        <w:rPr>
+          <w:rFonts w:ascii="Courier New" w:hAnsi="Courier New" w:cs="Courier New"/>
+          <w:sz w:val="18"/>
+          <w:szCs w:val="18"/>
+        </w:rPr>
+        <w:t xml:space="preserve">        loaded active </w:t>
+      </w:r>
+      <w:proofErr w:type="spellStart"/>
+      <w:r>
+        <w:rPr>
+          <w:rFonts w:ascii="Courier New" w:hAnsi="Courier New" w:cs="Courier New"/>
+          <w:sz w:val="18"/>
+          <w:szCs w:val="18"/>
+        </w:rPr>
+        <w:t>active</w:t>
+      </w:r>
+      <w:proofErr w:type="spellEnd"/>
+      <w:r>
+        <w:rPr>
+          <w:rFonts w:ascii="Courier New" w:hAnsi="Courier New" w:cs="Courier New"/>
+          <w:sz w:val="18"/>
+          <w:szCs w:val="18"/>
+        </w:rPr>
+        <w:t xml:space="preserve"> Local File Systems</w:t>
       </w:r>
     </w:p>
     <w:p>
@@ -2295,7 +2602,43 @@
           <w:sz w:val="18"/>
           <w:szCs w:val="18"/>
         </w:rPr>
-        <w:t>UNIT                   LOAD   ACTIVE SUB    DESCRIPTION</w:t>
+        <w:t>multi-</w:t>
+      </w:r>
+      <w:proofErr w:type="spellStart"/>
+      <w:r>
+        <w:rPr>
+          <w:rFonts w:ascii="Courier New" w:hAnsi="Courier New" w:cs="Courier New"/>
+          <w:sz w:val="18"/>
+          <w:szCs w:val="18"/>
+        </w:rPr>
+        <w:t>user.target</w:t>
+      </w:r>
+      <w:proofErr w:type="spellEnd"/>
+      <w:r>
+        <w:rPr>
+          <w:rFonts w:ascii="Courier New" w:hAnsi="Courier New" w:cs="Courier New"/>
+          <w:sz w:val="18"/>
+          <w:szCs w:val="18"/>
+        </w:rPr>
+        <w:t xml:space="preserve">      loaded active </w:t>
+      </w:r>
+      <w:proofErr w:type="spellStart"/>
+      <w:r>
+        <w:rPr>
+          <w:rFonts w:ascii="Courier New" w:hAnsi="Courier New" w:cs="Courier New"/>
+          <w:sz w:val="18"/>
+          <w:szCs w:val="18"/>
+        </w:rPr>
+        <w:t>active</w:t>
+      </w:r>
+      <w:proofErr w:type="spellEnd"/>
+      <w:r>
+        <w:rPr>
+          <w:rFonts w:ascii="Courier New" w:hAnsi="Courier New" w:cs="Courier New"/>
+          <w:sz w:val="18"/>
+          <w:szCs w:val="18"/>
+        </w:rPr>
+        <w:t xml:space="preserve"> Multi-User System</w:t>
       </w:r>
     </w:p>
     <w:p>
@@ -2307,527 +2650,153 @@
           <w:szCs w:val="18"/>
         </w:rPr>
       </w:pPr>
-      <w:proofErr w:type="spellStart"/>
+      <w:r>
+        <w:rPr>
+          <w:rFonts w:ascii="Courier New" w:hAnsi="Courier New" w:cs="Courier New"/>
+          <w:sz w:val="18"/>
+          <w:szCs w:val="18"/>
+        </w:rPr>
+        <w:t>network-</w:t>
+      </w:r>
+      <w:proofErr w:type="spellStart"/>
+      <w:r>
+        <w:rPr>
+          <w:rFonts w:ascii="Courier New" w:hAnsi="Courier New" w:cs="Courier New"/>
+          <w:sz w:val="18"/>
+          <w:szCs w:val="18"/>
+        </w:rPr>
+        <w:t>online.target</w:t>
+      </w:r>
+      <w:proofErr w:type="spellEnd"/>
+      <w:r>
+        <w:rPr>
+          <w:rFonts w:ascii="Courier New" w:hAnsi="Courier New" w:cs="Courier New"/>
+          <w:sz w:val="18"/>
+          <w:szCs w:val="18"/>
+        </w:rPr>
+        <w:t xml:space="preserve">  loaded active </w:t>
+      </w:r>
+      <w:proofErr w:type="spellStart"/>
+      <w:r>
+        <w:rPr>
+          <w:rFonts w:ascii="Courier New" w:hAnsi="Courier New" w:cs="Courier New"/>
+          <w:sz w:val="18"/>
+          <w:szCs w:val="18"/>
+        </w:rPr>
+        <w:t>active</w:t>
+      </w:r>
+      <w:proofErr w:type="spellEnd"/>
+      <w:r>
+        <w:rPr>
+          <w:rFonts w:ascii="Courier New" w:hAnsi="Courier New" w:cs="Courier New"/>
+          <w:sz w:val="18"/>
+          <w:szCs w:val="18"/>
+        </w:rPr>
+        <w:t xml:space="preserve"> Network is Online</w:t>
+      </w:r>
+    </w:p>
+    <w:p>
+      <w:pPr>
+        <w:spacing w:after="0"/>
+        <w:rPr>
+          <w:rFonts w:ascii="Courier New" w:hAnsi="Courier New" w:cs="Courier New"/>
+          <w:sz w:val="18"/>
+          <w:szCs w:val="18"/>
+        </w:rPr>
+      </w:pPr>
+      <w:r>
+        <w:rPr>
+          <w:rFonts w:ascii="Courier New" w:hAnsi="Courier New" w:cs="Courier New"/>
+          <w:sz w:val="18"/>
+          <w:szCs w:val="18"/>
+        </w:rPr>
+        <w:t>&lt;snip&gt;</w:t>
+      </w:r>
+    </w:p>
+    <w:p>
+      <w:r>
+        <w:t>In this case, both multi-</w:t>
+      </w:r>
+      <w:proofErr w:type="spellStart"/>
+      <w:r>
+        <w:t>user.target</w:t>
+      </w:r>
+      <w:proofErr w:type="spellEnd"/>
+      <w:r>
+        <w:t xml:space="preserve"> and </w:t>
+      </w:r>
+      <w:proofErr w:type="spellStart"/>
+      <w:r>
+        <w:t>graphical.target</w:t>
+      </w:r>
+      <w:proofErr w:type="spellEnd"/>
+      <w:r>
+        <w:t xml:space="preserve"> are active, so we must be in run level 5.</w:t>
+      </w:r>
+    </w:p>
+    <w:p>
+      <w:r>
+        <w:t>You can</w:t>
+      </w:r>
+      <w:r>
+        <w:t xml:space="preserve"> c</w:t>
+      </w:r>
+      <w:r>
+        <w:t xml:space="preserve">hange to </w:t>
+      </w:r>
+      <w:r>
+        <w:t>“</w:t>
+      </w:r>
+      <w:r>
+        <w:t>run level 3</w:t>
+      </w:r>
+      <w:r>
+        <w:t xml:space="preserve">”, where </w:t>
+      </w:r>
+      <w:proofErr w:type="spellStart"/>
+      <w:r>
+        <w:t>graphical.target</w:t>
+      </w:r>
+      <w:proofErr w:type="spellEnd"/>
+      <w:r>
+        <w:t xml:space="preserve"> is not running, by using</w:t>
+      </w:r>
+      <w:r>
+        <w:br/>
+      </w:r>
+      <w:r>
+        <w:rPr>
+          <w:rFonts w:ascii="Courier New" w:hAnsi="Courier New" w:cs="Courier New"/>
+          <w:iCs/>
+        </w:rPr>
+        <w:t>systemctl isolate multi-</w:t>
+      </w:r>
+      <w:proofErr w:type="spellStart"/>
+      <w:r>
+        <w:rPr>
+          <w:rFonts w:ascii="Courier New" w:hAnsi="Courier New" w:cs="Courier New"/>
+          <w:iCs/>
+        </w:rPr>
+        <w:t>user.target</w:t>
+      </w:r>
+      <w:proofErr w:type="spellEnd"/>
+      <w:r>
+        <w:rPr>
+          <w:rFonts w:ascii="Courier New" w:hAnsi="Courier New" w:cs="Courier New"/>
+          <w:iCs/>
+        </w:rPr>
+        <w:br/>
+      </w:r>
+      <w:r>
+        <w:t xml:space="preserve">(My VM locks up if I am running Ubuntu 18 on VMware Player </w:t>
+      </w:r>
       <w:proofErr w:type="gramStart"/>
       <w:r>
-        <w:rPr>
-          <w:rFonts w:ascii="Courier New" w:hAnsi="Courier New" w:cs="Courier New"/>
-          <w:sz w:val="18"/>
-          <w:szCs w:val="18"/>
-        </w:rPr>
-        <w:t>basic.target</w:t>
-      </w:r>
-      <w:proofErr w:type="spellEnd"/>
+        <w:t>15, but</w:t>
+      </w:r>
       <w:proofErr w:type="gramEnd"/>
       <w:r>
-        <w:rPr>
-          <w:rFonts w:ascii="Courier New" w:hAnsi="Courier New" w:cs="Courier New"/>
-          <w:sz w:val="18"/>
-          <w:szCs w:val="18"/>
-        </w:rPr>
-        <w:t xml:space="preserve">           loaded active </w:t>
-      </w:r>
-      <w:proofErr w:type="spellStart"/>
-      <w:r>
-        <w:rPr>
-          <w:rFonts w:ascii="Courier New" w:hAnsi="Courier New" w:cs="Courier New"/>
-          <w:sz w:val="18"/>
-          <w:szCs w:val="18"/>
-        </w:rPr>
-        <w:t>active</w:t>
-      </w:r>
-      <w:proofErr w:type="spellEnd"/>
-      <w:r>
-        <w:rPr>
-          <w:rFonts w:ascii="Courier New" w:hAnsi="Courier New" w:cs="Courier New"/>
-          <w:sz w:val="18"/>
-          <w:szCs w:val="18"/>
-        </w:rPr>
-        <w:t xml:space="preserve"> Basic System</w:t>
-      </w:r>
-    </w:p>
-    <w:p>
-      <w:pPr>
-        <w:spacing w:after="0"/>
-        <w:rPr>
-          <w:rFonts w:ascii="Courier New" w:hAnsi="Courier New" w:cs="Courier New"/>
-          <w:sz w:val="18"/>
-          <w:szCs w:val="18"/>
-        </w:rPr>
-      </w:pPr>
-      <w:proofErr w:type="spellStart"/>
-      <w:proofErr w:type="gramStart"/>
-      <w:r>
-        <w:rPr>
-          <w:rFonts w:ascii="Courier New" w:hAnsi="Courier New" w:cs="Courier New"/>
-          <w:sz w:val="18"/>
-          <w:szCs w:val="18"/>
-        </w:rPr>
-        <w:t>cryptsetup.target</w:t>
-      </w:r>
-      <w:proofErr w:type="spellEnd"/>
-      <w:proofErr w:type="gramEnd"/>
-      <w:r>
-        <w:rPr>
-          <w:rFonts w:ascii="Courier New" w:hAnsi="Courier New" w:cs="Courier New"/>
-          <w:sz w:val="18"/>
-          <w:szCs w:val="18"/>
-        </w:rPr>
-        <w:t xml:space="preserve">      loaded active </w:t>
-      </w:r>
-      <w:proofErr w:type="spellStart"/>
-      <w:r>
-        <w:rPr>
-          <w:rFonts w:ascii="Courier New" w:hAnsi="Courier New" w:cs="Courier New"/>
-          <w:sz w:val="18"/>
-          <w:szCs w:val="18"/>
-        </w:rPr>
-        <w:t>active</w:t>
-      </w:r>
-      <w:proofErr w:type="spellEnd"/>
-      <w:r>
-        <w:rPr>
-          <w:rFonts w:ascii="Courier New" w:hAnsi="Courier New" w:cs="Courier New"/>
-          <w:sz w:val="18"/>
-          <w:szCs w:val="18"/>
-        </w:rPr>
-        <w:t xml:space="preserve"> Encrypted Volumes</w:t>
-      </w:r>
-    </w:p>
-    <w:p>
-      <w:pPr>
-        <w:spacing w:after="0"/>
-        <w:rPr>
-          <w:rFonts w:ascii="Courier New" w:hAnsi="Courier New" w:cs="Courier New"/>
-          <w:sz w:val="18"/>
-          <w:szCs w:val="18"/>
-        </w:rPr>
-      </w:pPr>
-      <w:proofErr w:type="spellStart"/>
-      <w:proofErr w:type="gramStart"/>
-      <w:r>
-        <w:rPr>
-          <w:rFonts w:ascii="Courier New" w:hAnsi="Courier New" w:cs="Courier New"/>
-          <w:sz w:val="18"/>
-          <w:szCs w:val="18"/>
-        </w:rPr>
-        <w:t>getty.target</w:t>
-      </w:r>
-      <w:proofErr w:type="spellEnd"/>
-      <w:proofErr w:type="gramEnd"/>
-      <w:r>
-        <w:rPr>
-          <w:rFonts w:ascii="Courier New" w:hAnsi="Courier New" w:cs="Courier New"/>
-          <w:sz w:val="18"/>
-          <w:szCs w:val="18"/>
-        </w:rPr>
-        <w:t xml:space="preserve">           loaded active </w:t>
-      </w:r>
-      <w:proofErr w:type="spellStart"/>
-      <w:r>
-        <w:rPr>
-          <w:rFonts w:ascii="Courier New" w:hAnsi="Courier New" w:cs="Courier New"/>
-          <w:sz w:val="18"/>
-          <w:szCs w:val="18"/>
-        </w:rPr>
-        <w:t>active</w:t>
-      </w:r>
-      <w:proofErr w:type="spellEnd"/>
-      <w:r>
-        <w:rPr>
-          <w:rFonts w:ascii="Courier New" w:hAnsi="Courier New" w:cs="Courier New"/>
-          <w:sz w:val="18"/>
-          <w:szCs w:val="18"/>
-        </w:rPr>
-        <w:t xml:space="preserve"> Login Prompts</w:t>
-      </w:r>
-    </w:p>
-    <w:p>
-      <w:pPr>
-        <w:spacing w:after="0"/>
-        <w:rPr>
-          <w:rFonts w:ascii="Courier New" w:hAnsi="Courier New" w:cs="Courier New"/>
-          <w:sz w:val="18"/>
-          <w:szCs w:val="18"/>
-        </w:rPr>
-      </w:pPr>
-      <w:proofErr w:type="spellStart"/>
-      <w:proofErr w:type="gramStart"/>
-      <w:r>
-        <w:rPr>
-          <w:rFonts w:ascii="Courier New" w:hAnsi="Courier New" w:cs="Courier New"/>
-          <w:sz w:val="18"/>
-          <w:szCs w:val="18"/>
-        </w:rPr>
-        <w:t>graphical.target</w:t>
-      </w:r>
-      <w:proofErr w:type="spellEnd"/>
-      <w:proofErr w:type="gramEnd"/>
-      <w:r>
-        <w:rPr>
-          <w:rFonts w:ascii="Courier New" w:hAnsi="Courier New" w:cs="Courier New"/>
-          <w:sz w:val="18"/>
-          <w:szCs w:val="18"/>
-        </w:rPr>
-        <w:t xml:space="preserve">       loaded active </w:t>
-      </w:r>
-      <w:proofErr w:type="spellStart"/>
-      <w:r>
-        <w:rPr>
-          <w:rFonts w:ascii="Courier New" w:hAnsi="Courier New" w:cs="Courier New"/>
-          <w:sz w:val="18"/>
-          <w:szCs w:val="18"/>
-        </w:rPr>
-        <w:t>active</w:t>
-      </w:r>
-      <w:proofErr w:type="spellEnd"/>
-      <w:r>
-        <w:rPr>
-          <w:rFonts w:ascii="Courier New" w:hAnsi="Courier New" w:cs="Courier New"/>
-          <w:sz w:val="18"/>
-          <w:szCs w:val="18"/>
-        </w:rPr>
-        <w:t xml:space="preserve"> Graphical Interface</w:t>
-      </w:r>
-    </w:p>
-    <w:p>
-      <w:pPr>
-        <w:spacing w:after="0"/>
-        <w:rPr>
-          <w:rFonts w:ascii="Courier New" w:hAnsi="Courier New" w:cs="Courier New"/>
-          <w:sz w:val="18"/>
-          <w:szCs w:val="18"/>
-        </w:rPr>
-      </w:pPr>
-      <w:r>
-        <w:rPr>
-          <w:rFonts w:ascii="Courier New" w:hAnsi="Courier New" w:cs="Courier New"/>
-          <w:sz w:val="18"/>
-          <w:szCs w:val="18"/>
-        </w:rPr>
-        <w:t>local-fs-</w:t>
-      </w:r>
-      <w:proofErr w:type="spellStart"/>
-      <w:proofErr w:type="gramStart"/>
-      <w:r>
-        <w:rPr>
-          <w:rFonts w:ascii="Courier New" w:hAnsi="Courier New" w:cs="Courier New"/>
-          <w:sz w:val="18"/>
-          <w:szCs w:val="18"/>
-        </w:rPr>
-        <w:t>pre.target</w:t>
-      </w:r>
-      <w:proofErr w:type="spellEnd"/>
-      <w:proofErr w:type="gramEnd"/>
-      <w:r>
-        <w:rPr>
-          <w:rFonts w:ascii="Courier New" w:hAnsi="Courier New" w:cs="Courier New"/>
-          <w:sz w:val="18"/>
-          <w:szCs w:val="18"/>
-        </w:rPr>
-        <w:t xml:space="preserve">    </w:t>
-      </w:r>
-      <w:r>
-        <w:rPr>
-          <w:rFonts w:ascii="Courier New" w:hAnsi="Courier New" w:cs="Courier New"/>
-          <w:sz w:val="18"/>
-          <w:szCs w:val="18"/>
-        </w:rPr>
-        <w:t>loaded</w:t>
-      </w:r>
-      <w:r>
-        <w:rPr>
-          <w:rFonts w:ascii="Courier New" w:hAnsi="Courier New" w:cs="Courier New"/>
-          <w:sz w:val="18"/>
-          <w:szCs w:val="18"/>
-        </w:rPr>
-        <w:t xml:space="preserve"> active </w:t>
-      </w:r>
-      <w:proofErr w:type="spellStart"/>
-      <w:r>
-        <w:rPr>
-          <w:rFonts w:ascii="Courier New" w:hAnsi="Courier New" w:cs="Courier New"/>
-          <w:sz w:val="18"/>
-          <w:szCs w:val="18"/>
-        </w:rPr>
-        <w:t>active</w:t>
-      </w:r>
-      <w:proofErr w:type="spellEnd"/>
-      <w:r>
-        <w:rPr>
-          <w:rFonts w:ascii="Courier New" w:hAnsi="Courier New" w:cs="Courier New"/>
-          <w:sz w:val="18"/>
-          <w:szCs w:val="18"/>
-        </w:rPr>
-        <w:t xml:space="preserve"> Local File Systems (Pre)</w:t>
-      </w:r>
-    </w:p>
-    <w:p>
-      <w:pPr>
-        <w:spacing w:after="0"/>
-        <w:rPr>
-          <w:rFonts w:ascii="Courier New" w:hAnsi="Courier New" w:cs="Courier New"/>
-          <w:sz w:val="18"/>
-          <w:szCs w:val="18"/>
-        </w:rPr>
-      </w:pPr>
-      <w:r>
-        <w:rPr>
-          <w:rFonts w:ascii="Courier New" w:hAnsi="Courier New" w:cs="Courier New"/>
-          <w:sz w:val="18"/>
-          <w:szCs w:val="18"/>
-        </w:rPr>
-        <w:t>local-</w:t>
-      </w:r>
-      <w:proofErr w:type="spellStart"/>
-      <w:proofErr w:type="gramStart"/>
-      <w:r>
-        <w:rPr>
-          <w:rFonts w:ascii="Courier New" w:hAnsi="Courier New" w:cs="Courier New"/>
-          <w:sz w:val="18"/>
-          <w:szCs w:val="18"/>
-        </w:rPr>
-        <w:t>fs.target</w:t>
-      </w:r>
-      <w:proofErr w:type="spellEnd"/>
-      <w:proofErr w:type="gramEnd"/>
-      <w:r>
-        <w:rPr>
-          <w:rFonts w:ascii="Courier New" w:hAnsi="Courier New" w:cs="Courier New"/>
-          <w:sz w:val="18"/>
-          <w:szCs w:val="18"/>
-        </w:rPr>
-        <w:t xml:space="preserve">        loaded active </w:t>
-      </w:r>
-      <w:proofErr w:type="spellStart"/>
-      <w:r>
-        <w:rPr>
-          <w:rFonts w:ascii="Courier New" w:hAnsi="Courier New" w:cs="Courier New"/>
-          <w:sz w:val="18"/>
-          <w:szCs w:val="18"/>
-        </w:rPr>
-        <w:t>active</w:t>
-      </w:r>
-      <w:proofErr w:type="spellEnd"/>
-      <w:r>
-        <w:rPr>
-          <w:rFonts w:ascii="Courier New" w:hAnsi="Courier New" w:cs="Courier New"/>
-          <w:sz w:val="18"/>
-          <w:szCs w:val="18"/>
-        </w:rPr>
-        <w:t xml:space="preserve"> Local File Systems</w:t>
-      </w:r>
-    </w:p>
-    <w:p>
-      <w:pPr>
-        <w:spacing w:after="0"/>
-        <w:rPr>
-          <w:rFonts w:ascii="Courier New" w:hAnsi="Courier New" w:cs="Courier New"/>
-          <w:sz w:val="18"/>
-          <w:szCs w:val="18"/>
-        </w:rPr>
-      </w:pPr>
-      <w:r>
-        <w:rPr>
-          <w:rFonts w:ascii="Courier New" w:hAnsi="Courier New" w:cs="Courier New"/>
-          <w:sz w:val="18"/>
-          <w:szCs w:val="18"/>
-        </w:rPr>
-        <w:t>multi-</w:t>
-      </w:r>
-      <w:proofErr w:type="spellStart"/>
-      <w:proofErr w:type="gramStart"/>
-      <w:r>
-        <w:rPr>
-          <w:rFonts w:ascii="Courier New" w:hAnsi="Courier New" w:cs="Courier New"/>
-          <w:sz w:val="18"/>
-          <w:szCs w:val="18"/>
-        </w:rPr>
-        <w:t>user.target</w:t>
-      </w:r>
-      <w:proofErr w:type="spellEnd"/>
-      <w:proofErr w:type="gramEnd"/>
-      <w:r>
-        <w:rPr>
-          <w:rFonts w:ascii="Courier New" w:hAnsi="Courier New" w:cs="Courier New"/>
-          <w:sz w:val="18"/>
-          <w:szCs w:val="18"/>
-        </w:rPr>
-        <w:t xml:space="preserve">      loaded active </w:t>
-      </w:r>
-      <w:proofErr w:type="spellStart"/>
-      <w:r>
-        <w:rPr>
-          <w:rFonts w:ascii="Courier New" w:hAnsi="Courier New" w:cs="Courier New"/>
-          <w:sz w:val="18"/>
-          <w:szCs w:val="18"/>
-        </w:rPr>
-        <w:t>active</w:t>
-      </w:r>
-      <w:proofErr w:type="spellEnd"/>
-      <w:r>
-        <w:rPr>
-          <w:rFonts w:ascii="Courier New" w:hAnsi="Courier New" w:cs="Courier New"/>
-          <w:sz w:val="18"/>
-          <w:szCs w:val="18"/>
-        </w:rPr>
-        <w:t xml:space="preserve"> Multi-User System</w:t>
-      </w:r>
-    </w:p>
-    <w:p>
-      <w:pPr>
-        <w:spacing w:after="0"/>
-        <w:rPr>
-          <w:rFonts w:ascii="Courier New" w:hAnsi="Courier New" w:cs="Courier New"/>
-          <w:sz w:val="18"/>
-          <w:szCs w:val="18"/>
-        </w:rPr>
-      </w:pPr>
-      <w:r>
-        <w:rPr>
-          <w:rFonts w:ascii="Courier New" w:hAnsi="Courier New" w:cs="Courier New"/>
-          <w:sz w:val="18"/>
-          <w:szCs w:val="18"/>
-        </w:rPr>
-        <w:t>network-</w:t>
-      </w:r>
-      <w:proofErr w:type="spellStart"/>
-      <w:proofErr w:type="gramStart"/>
-      <w:r>
-        <w:rPr>
-          <w:rFonts w:ascii="Courier New" w:hAnsi="Courier New" w:cs="Courier New"/>
-          <w:sz w:val="18"/>
-          <w:szCs w:val="18"/>
-        </w:rPr>
-        <w:t>online.target</w:t>
-      </w:r>
-      <w:proofErr w:type="spellEnd"/>
-      <w:proofErr w:type="gramEnd"/>
-      <w:r>
-        <w:rPr>
-          <w:rFonts w:ascii="Courier New" w:hAnsi="Courier New" w:cs="Courier New"/>
-          <w:sz w:val="18"/>
-          <w:szCs w:val="18"/>
-        </w:rPr>
-        <w:t xml:space="preserve">  loaded active </w:t>
-      </w:r>
-      <w:proofErr w:type="spellStart"/>
-      <w:r>
-        <w:rPr>
-          <w:rFonts w:ascii="Courier New" w:hAnsi="Courier New" w:cs="Courier New"/>
-          <w:sz w:val="18"/>
-          <w:szCs w:val="18"/>
-        </w:rPr>
-        <w:t>active</w:t>
-      </w:r>
-      <w:proofErr w:type="spellEnd"/>
-      <w:r>
-        <w:rPr>
-          <w:rFonts w:ascii="Courier New" w:hAnsi="Courier New" w:cs="Courier New"/>
-          <w:sz w:val="18"/>
-          <w:szCs w:val="18"/>
-        </w:rPr>
-        <w:t xml:space="preserve"> Network is Online</w:t>
-      </w:r>
-    </w:p>
-    <w:p>
-      <w:pPr>
-        <w:spacing w:after="0"/>
-        <w:rPr>
-          <w:rFonts w:ascii="Courier New" w:hAnsi="Courier New" w:cs="Courier New"/>
-          <w:sz w:val="18"/>
-          <w:szCs w:val="18"/>
-        </w:rPr>
-      </w:pPr>
-      <w:r>
-        <w:rPr>
-          <w:rFonts w:ascii="Courier New" w:hAnsi="Courier New" w:cs="Courier New"/>
-          <w:sz w:val="18"/>
-          <w:szCs w:val="18"/>
-        </w:rPr>
-        <w:t>&lt;snip&gt;</w:t>
-      </w:r>
-    </w:p>
-    <w:p>
-      <w:r>
-        <w:t>In this case, both multi-</w:t>
-      </w:r>
-      <w:proofErr w:type="spellStart"/>
-      <w:proofErr w:type="gramStart"/>
-      <w:r>
-        <w:t>user.target</w:t>
-      </w:r>
-      <w:proofErr w:type="spellEnd"/>
-      <w:proofErr w:type="gramEnd"/>
-      <w:r>
-        <w:t xml:space="preserve"> and </w:t>
-      </w:r>
-      <w:proofErr w:type="spellStart"/>
-      <w:r>
-        <w:t>graphical.target</w:t>
-      </w:r>
-      <w:proofErr w:type="spellEnd"/>
-      <w:r>
-        <w:t xml:space="preserve"> are active, so we must be in run level 5.</w:t>
-      </w:r>
-    </w:p>
-    <w:p>
-      <w:r>
-        <w:t>You can</w:t>
-      </w:r>
-      <w:r>
-        <w:t xml:space="preserve"> c</w:t>
-      </w:r>
-      <w:r>
-        <w:t xml:space="preserve">hange to </w:t>
-      </w:r>
-      <w:r>
-        <w:t>“</w:t>
-      </w:r>
-      <w:r>
-        <w:t>run level 3</w:t>
-      </w:r>
-      <w:r>
-        <w:t xml:space="preserve">”, where </w:t>
-      </w:r>
-      <w:proofErr w:type="spellStart"/>
-      <w:proofErr w:type="gramStart"/>
-      <w:r>
-        <w:t>graphical.target</w:t>
-      </w:r>
-      <w:proofErr w:type="spellEnd"/>
-      <w:proofErr w:type="gramEnd"/>
-      <w:r>
-        <w:t xml:space="preserve"> is not running, by using</w:t>
-      </w:r>
-      <w:r>
-        <w:br/>
-      </w:r>
-      <w:r>
-        <w:rPr>
-          <w:rFonts w:ascii="Courier New" w:hAnsi="Courier New" w:cs="Courier New"/>
-          <w:iCs/>
-        </w:rPr>
-        <w:t>systemctl isolate multi-</w:t>
-      </w:r>
-      <w:proofErr w:type="spellStart"/>
-      <w:r>
-        <w:rPr>
-          <w:rFonts w:ascii="Courier New" w:hAnsi="Courier New" w:cs="Courier New"/>
-          <w:iCs/>
-        </w:rPr>
-        <w:t>user.target</w:t>
-      </w:r>
-      <w:proofErr w:type="spellEnd"/>
-      <w:r>
-        <w:rPr>
-          <w:rFonts w:ascii="Courier New" w:hAnsi="Courier New" w:cs="Courier New"/>
-          <w:iCs/>
-        </w:rPr>
-        <w:br/>
-      </w:r>
-      <w:r>
-        <w:t>(My VM locks up if I am running Ubuntu 18 on VMware Player 15, but works fine with Ubuntu 20 and VMware Player 16.)</w:t>
+        <w:t xml:space="preserve"> works fine with Ubuntu 20 and VMware Player 16.)</w:t>
       </w:r>
     </w:p>
     <w:p>
@@ -2836,22 +2805,18 @@
         <w:t>This will cause all services required by the multi-</w:t>
       </w:r>
       <w:proofErr w:type="spellStart"/>
-      <w:proofErr w:type="gramStart"/>
       <w:r>
         <w:t>user.target</w:t>
       </w:r>
       <w:proofErr w:type="spellEnd"/>
-      <w:proofErr w:type="gramEnd"/>
       <w:r>
         <w:t xml:space="preserve"> unit file to continue or start, as needed.  All services not required by multi-</w:t>
       </w:r>
       <w:proofErr w:type="spellStart"/>
-      <w:proofErr w:type="gramStart"/>
       <w:r>
         <w:t>user.target</w:t>
       </w:r>
       <w:proofErr w:type="spellEnd"/>
-      <w:proofErr w:type="gramEnd"/>
       <w:r>
         <w:t xml:space="preserve"> (all the graphical stuff in our case) will be stopped.</w:t>
       </w:r>
@@ -2877,7 +2842,6 @@
         <w:t xml:space="preserve">systemctl isolate </w:t>
       </w:r>
       <w:proofErr w:type="spellStart"/>
-      <w:proofErr w:type="gramStart"/>
       <w:r>
         <w:rPr>
           <w:rFonts w:ascii="Courier New" w:hAnsi="Courier New" w:cs="Courier New"/>
@@ -2886,7 +2850,6 @@
         <w:t>graphical.target</w:t>
       </w:r>
       <w:proofErr w:type="spellEnd"/>
-      <w:proofErr w:type="gramEnd"/>
     </w:p>
     <w:p>
       <w:pPr>
@@ -3313,7 +3276,7 @@
 </file>
 
 <file path=word/numbering.xml><?xml version="1.0" encoding="utf-8"?>
-<w:numbering xmlns:wpc="http://schemas.microsoft.com/office/word/2010/wordprocessingCanvas" xmlns:cx="http://schemas.microsoft.com/office/drawing/2014/chartex" xmlns:cx1="http://schemas.microsoft.com/office/drawing/2015/9/8/chartex" xmlns:cx2="http://schemas.microsoft.com/office/drawing/2015/10/21/chartex" xmlns:cx3="http://schemas.microsoft.com/office/drawing/2016/5/9/chartex" xmlns:cx4="http://schemas.microsoft.com/office/drawing/2016/5/10/chartex" xmlns:cx5="http://schemas.microsoft.com/office/drawing/2016/5/11/chartex" xmlns:cx6="http://schemas.microsoft.com/office/drawing/2016/5/12/chartex" xmlns:cx7="http://schemas.microsoft.com/office/drawing/2016/5/13/chartex" xmlns:cx8="http://schemas.microsoft.com/office/drawing/2016/5/14/chartex" xmlns:mc="http://schemas.openxmlformats.org/markup-compatibility/2006" xmlns:aink="http://schemas.microsoft.com/office/drawing/2016/ink" xmlns:am3d="http://schemas.microsoft.com/office/drawing/2017/model3d" xmlns:o="urn:schemas-microsoft-com:office:office" xmlns:oel="http://schemas.microsoft.com/office/2019/extlst" xmlns:r="http://schemas.openxmlformats.org/officeDocument/2006/relationships" xmlns:m="http://schemas.openxmlformats.org/officeDocument/2006/math" xmlns:v="urn:schemas-microsoft-com:vml" xmlns:wp14="http://schemas.microsoft.com/office/word/2010/wordprocessingDrawing" xmlns:wp="http://schemas.openxmlformats.org/drawingml/2006/wordprocessingDrawing" xmlns:w10="urn:schemas-microsoft-com:office:word" xmlns:w="http://schemas.openxmlformats.org/wordprocessingml/2006/main" xmlns:w14="http://schemas.microsoft.com/office/word/2010/wordml" xmlns:w15="http://schemas.microsoft.com/office/word/2012/wordml" xmlns:w16cex="http://schemas.microsoft.com/office/word/2018/wordml/cex" xmlns:w16cid="http://schemas.microsoft.com/office/word/2016/wordml/cid" xmlns:w16="http://schemas.microsoft.com/office/word/2018/wordml" xmlns:w16sdtdh="http://schemas.microsoft.com/office/word/2020/wordml/sdtdatahash" xmlns:w16se="http://schemas.microsoft.com/office/word/2015/wordml/symex" xmlns:wpg="http://schemas.microsoft.com/office/word/2010/wordprocessingGroup" xmlns:wpi="http://schemas.microsoft.com/office/word/2010/wordprocessingInk" xmlns:wne="http://schemas.microsoft.com/office/word/2006/wordml" xmlns:wps="http://schemas.microsoft.com/office/word/2010/wordprocessingShape" mc:Ignorable="w14 w15 w16se w16cid w16 w16cex w16sdtdh wp14">
+<w:numbering xmlns:wpc="http://schemas.microsoft.com/office/word/2010/wordprocessingCanvas" xmlns:cx="http://schemas.microsoft.com/office/drawing/2014/chartex" xmlns:cx1="http://schemas.microsoft.com/office/drawing/2015/9/8/chartex" xmlns:cx2="http://schemas.microsoft.com/office/drawing/2015/10/21/chartex" xmlns:cx3="http://schemas.microsoft.com/office/drawing/2016/5/9/chartex" xmlns:cx4="http://schemas.microsoft.com/office/drawing/2016/5/10/chartex" xmlns:cx5="http://schemas.microsoft.com/office/drawing/2016/5/11/chartex" xmlns:cx6="http://schemas.microsoft.com/office/drawing/2016/5/12/chartex" xmlns:cx7="http://schemas.microsoft.com/office/drawing/2016/5/13/chartex" xmlns:cx8="http://schemas.microsoft.com/office/drawing/2016/5/14/chartex" xmlns:mc="http://schemas.openxmlformats.org/markup-compatibility/2006" xmlns:aink="http://schemas.microsoft.com/office/drawing/2016/ink" xmlns:am3d="http://schemas.microsoft.com/office/drawing/2017/model3d" xmlns:o="urn:schemas-microsoft-com:office:office" xmlns:oel="http://schemas.microsoft.com/office/2019/extlst" xmlns:r="http://schemas.openxmlformats.org/officeDocument/2006/relationships" xmlns:m="http://schemas.openxmlformats.org/officeDocument/2006/math" xmlns:v="urn:schemas-microsoft-com:vml" xmlns:wp14="http://schemas.microsoft.com/office/word/2010/wordprocessingDrawing" xmlns:wp="http://schemas.openxmlformats.org/drawingml/2006/wordprocessingDrawing" xmlns:w10="urn:schemas-microsoft-com:office:word" xmlns:w="http://schemas.openxmlformats.org/wordprocessingml/2006/main" xmlns:w14="http://schemas.microsoft.com/office/word/2010/wordml" xmlns:w15="http://schemas.microsoft.com/office/word/2012/wordml" xmlns:w16cex="http://schemas.microsoft.com/office/word/2018/wordml/cex" xmlns:w16cid="http://schemas.microsoft.com/office/word/2016/wordml/cid" xmlns:w16="http://schemas.microsoft.com/office/word/2018/wordml" xmlns:w16du="http://schemas.microsoft.com/office/word/2023/wordml/word16du" xmlns:w16sdtdh="http://schemas.microsoft.com/office/word/2020/wordml/sdtdatahash" xmlns:w16se="http://schemas.microsoft.com/office/word/2015/wordml/symex" xmlns:wpg="http://schemas.microsoft.com/office/word/2010/wordprocessingGroup" xmlns:wpi="http://schemas.microsoft.com/office/word/2010/wordprocessingInk" xmlns:wne="http://schemas.microsoft.com/office/word/2006/wordml" xmlns:wps="http://schemas.microsoft.com/office/word/2010/wordprocessingShape" mc:Ignorable="w14 w15 w16se w16cid w16 w16cex w16sdtdh w16du wp14">
   <w:abstractNum w:abstractNumId="0" w15:restartNumberingAfterBreak="0">
     <w:nsid w:val="097A4D3D"/>
     <w:multiLevelType w:val="hybridMultilevel"/>
@@ -3594,7 +3557,7 @@
 </file>
 
 <file path=word/styles.xml><?xml version="1.0" encoding="utf-8"?>
-<w:styles xmlns:mc="http://schemas.openxmlformats.org/markup-compatibility/2006" xmlns:r="http://schemas.openxmlformats.org/officeDocument/2006/relationships" xmlns:w="http://schemas.openxmlformats.org/wordprocessingml/2006/main" xmlns:w14="http://schemas.microsoft.com/office/word/2010/wordml" xmlns:w15="http://schemas.microsoft.com/office/word/2012/wordml" xmlns:w16cex="http://schemas.microsoft.com/office/word/2018/wordml/cex" xmlns:w16cid="http://schemas.microsoft.com/office/word/2016/wordml/cid" xmlns:w16="http://schemas.microsoft.com/office/word/2018/wordml" xmlns:w16sdtdh="http://schemas.microsoft.com/office/word/2020/wordml/sdtdatahash" xmlns:w16se="http://schemas.microsoft.com/office/word/2015/wordml/symex" mc:Ignorable="w14 w15 w16se w16cid w16 w16cex w16sdtdh">
+<w:styles xmlns:mc="http://schemas.openxmlformats.org/markup-compatibility/2006" xmlns:r="http://schemas.openxmlformats.org/officeDocument/2006/relationships" xmlns:w="http://schemas.openxmlformats.org/wordprocessingml/2006/main" xmlns:w14="http://schemas.microsoft.com/office/word/2010/wordml" xmlns:w15="http://schemas.microsoft.com/office/word/2012/wordml" xmlns:w16cex="http://schemas.microsoft.com/office/word/2018/wordml/cex" xmlns:w16cid="http://schemas.microsoft.com/office/word/2016/wordml/cid" xmlns:w16="http://schemas.microsoft.com/office/word/2018/wordml" xmlns:w16du="http://schemas.microsoft.com/office/word/2023/wordml/word16du" xmlns:w16sdtdh="http://schemas.microsoft.com/office/word/2020/wordml/sdtdatahash" xmlns:w16se="http://schemas.microsoft.com/office/word/2015/wordml/symex" mc:Ignorable="w14 w15 w16se w16cid w16 w16cex w16sdtdh w16du">
   <w:docDefaults>
     <w:rPrDefault>
       <w:rPr>
